--- a/ПР_7-9.docx
+++ b/ПР_7-9.docx
@@ -95,7 +95,6 @@
         </w:rPr>
         <w:t xml:space="preserve">Avalonia documentation – </w:t>
       </w:r>
-      <w:proofErr w:type="gramStart"/>
       <w:r>
         <w:t>Текст</w:t>
       </w:r>
@@ -103,14 +102,7 @@
         <w:rPr>
           <w:lang w:val="en-US"/>
         </w:rPr>
-        <w:t xml:space="preserve"> :</w:t>
-      </w:r>
-      <w:proofErr w:type="gramEnd"/>
-      <w:r>
-        <w:rPr>
-          <w:lang w:val="en-US"/>
-        </w:rPr>
-        <w:t xml:space="preserve"> </w:t>
+        <w:t xml:space="preserve"> : </w:t>
       </w:r>
       <w:r>
         <w:t>электронный</w:t>
@@ -286,30 +278,86 @@
         <w:t xml:space="preserve">public class </w:t>
       </w:r>
       <w:proofErr w:type="spellStart"/>
-      <w:proofErr w:type="gramStart"/>
       <w:r>
         <w:t>AppDbContext</w:t>
       </w:r>
       <w:proofErr w:type="spellEnd"/>
       <w:r>
-        <w:t xml:space="preserve"> :</w:t>
-      </w:r>
-      <w:proofErr w:type="gramEnd"/>
+        <w:t xml:space="preserve"> : </w:t>
+      </w:r>
+      <w:proofErr w:type="spellStart"/>
+      <w:r>
+        <w:t>DbContext</w:t>
+      </w:r>
+      <w:proofErr w:type="spellEnd"/>
+    </w:p>
+    <w:p>
+      <w:pPr>
+        <w:pStyle w:val="ad"/>
+      </w:pPr>
+      <w:r>
+        <w:t>{</w:t>
+      </w:r>
+    </w:p>
+    <w:p>
+      <w:pPr>
+        <w:pStyle w:val="ad"/>
+      </w:pPr>
+      <w:r>
+        <w:t xml:space="preserve">    public </w:t>
+      </w:r>
+      <w:proofErr w:type="spellStart"/>
+      <w:r>
+        <w:t>DbSet</w:t>
+      </w:r>
+      <w:proofErr w:type="spellEnd"/>
+      <w:r>
+        <w:t>&lt;User&gt; Users { get; set; }</w:t>
+      </w:r>
+    </w:p>
+    <w:p>
+      <w:pPr>
+        <w:pStyle w:val="ad"/>
+      </w:pPr>
+    </w:p>
+    <w:p>
+      <w:pPr>
+        <w:pStyle w:val="ad"/>
+      </w:pPr>
+      <w:r>
+        <w:t xml:space="preserve">    protected override void </w:t>
+      </w:r>
+      <w:proofErr w:type="spellStart"/>
+      <w:r>
+        <w:t>OnConfiguring</w:t>
+      </w:r>
+      <w:proofErr w:type="spellEnd"/>
+      <w:r>
+        <w:t>(</w:t>
+      </w:r>
+      <w:proofErr w:type="spellStart"/>
+      <w:r>
+        <w:t>DbContextOptionsBuilder</w:t>
+      </w:r>
+      <w:proofErr w:type="spellEnd"/>
       <w:r>
         <w:t xml:space="preserve"> </w:t>
       </w:r>
       <w:proofErr w:type="spellStart"/>
       <w:r>
-        <w:t>DbContext</w:t>
-      </w:r>
-      <w:proofErr w:type="spellEnd"/>
+        <w:t>optionsBuilder</w:t>
+      </w:r>
+      <w:proofErr w:type="spellEnd"/>
+      <w:r>
+        <w:t>)</w:t>
+      </w:r>
     </w:p>
     <w:p>
       <w:pPr>
         <w:pStyle w:val="ad"/>
       </w:pPr>
       <w:r>
-        <w:t>{</w:t>
+        <w:t xml:space="preserve">    {</w:t>
       </w:r>
     </w:p>
     <w:p>
@@ -317,63 +365,88 @@
         <w:pStyle w:val="ad"/>
       </w:pPr>
       <w:r>
-        <w:t xml:space="preserve">    public </w:t>
-      </w:r>
-      <w:proofErr w:type="spellStart"/>
-      <w:r>
-        <w:t>DbSet</w:t>
-      </w:r>
-      <w:proofErr w:type="spellEnd"/>
-      <w:r>
-        <w:t xml:space="preserve">&lt;User&gt; Users </w:t>
-      </w:r>
-      <w:proofErr w:type="gramStart"/>
-      <w:r>
-        <w:t>{ get</w:t>
-      </w:r>
-      <w:proofErr w:type="gramEnd"/>
-      <w:r>
-        <w:t>; set</w:t>
-      </w:r>
-      <w:proofErr w:type="gramStart"/>
-      <w:r>
-        <w:t>; }</w:t>
-      </w:r>
-      <w:proofErr w:type="gramEnd"/>
+        <w:t xml:space="preserve">        string </w:t>
+      </w:r>
+      <w:proofErr w:type="spellStart"/>
+      <w:r>
+        <w:t>dbPath</w:t>
+      </w:r>
+      <w:proofErr w:type="spellEnd"/>
+      <w:r>
+        <w:t xml:space="preserve"> = </w:t>
+      </w:r>
+      <w:proofErr w:type="spellStart"/>
+      <w:r>
+        <w:t>GetDatabasePath</w:t>
+      </w:r>
+      <w:proofErr w:type="spellEnd"/>
+      <w:r>
+        <w:t>("</w:t>
+      </w:r>
+      <w:proofErr w:type="spellStart"/>
+      <w:r>
+        <w:t>app.db</w:t>
+      </w:r>
+      <w:proofErr w:type="spellEnd"/>
+      <w:r>
+        <w:t>");</w:t>
+      </w:r>
     </w:p>
     <w:p>
       <w:pPr>
         <w:pStyle w:val="ad"/>
       </w:pPr>
+      <w:r>
+        <w:t xml:space="preserve">        </w:t>
+      </w:r>
+      <w:proofErr w:type="spellStart"/>
+      <w:r>
+        <w:t>optionsBuilder.UseSqlite</w:t>
+      </w:r>
+      <w:proofErr w:type="spellEnd"/>
+      <w:r>
+        <w:t>($"Data Source={</w:t>
+      </w:r>
+      <w:proofErr w:type="spellStart"/>
+      <w:r>
+        <w:t>dbPath</w:t>
+      </w:r>
+      <w:proofErr w:type="spellEnd"/>
+      <w:r>
+        <w:t>}");</w:t>
+      </w:r>
     </w:p>
     <w:p>
       <w:pPr>
         <w:pStyle w:val="ad"/>
       </w:pPr>
       <w:r>
-        <w:t xml:space="preserve">    protected override void </w:t>
-      </w:r>
-      <w:proofErr w:type="spellStart"/>
-      <w:proofErr w:type="gramStart"/>
-      <w:r>
-        <w:t>OnConfiguring</w:t>
-      </w:r>
-      <w:proofErr w:type="spellEnd"/>
-      <w:r>
-        <w:t>(</w:t>
-      </w:r>
-      <w:proofErr w:type="spellStart"/>
-      <w:proofErr w:type="gramEnd"/>
-      <w:r>
-        <w:t>DbContextOptionsBuilder</w:t>
-      </w:r>
-      <w:proofErr w:type="spellEnd"/>
-      <w:r>
-        <w:t xml:space="preserve"> </w:t>
-      </w:r>
-      <w:proofErr w:type="spellStart"/>
-      <w:r>
-        <w:t>optionsBuilder</w:t>
+        <w:t xml:space="preserve">    }</w:t>
+      </w:r>
+    </w:p>
+    <w:p>
+      <w:pPr>
+        <w:pStyle w:val="ad"/>
+      </w:pPr>
+    </w:p>
+    <w:p>
+      <w:pPr>
+        <w:pStyle w:val="ad"/>
+      </w:pPr>
+      <w:r>
+        <w:t xml:space="preserve">    private static string </w:t>
+      </w:r>
+      <w:proofErr w:type="spellStart"/>
+      <w:r>
+        <w:t>GetDatabasePath</w:t>
+      </w:r>
+      <w:proofErr w:type="spellEnd"/>
+      <w:r>
+        <w:t xml:space="preserve">(string </w:t>
+      </w:r>
+      <w:proofErr w:type="spellStart"/>
+      <w:r>
+        <w:t>fileName</w:t>
       </w:r>
       <w:proofErr w:type="spellEnd"/>
       <w:r>
@@ -393,155 +466,32 @@
         <w:pStyle w:val="ad"/>
       </w:pPr>
       <w:r>
-        <w:t xml:space="preserve">        string </w:t>
-      </w:r>
-      <w:proofErr w:type="spellStart"/>
-      <w:r>
-        <w:t>dbPath</w:t>
-      </w:r>
-      <w:proofErr w:type="spellEnd"/>
-      <w:r>
-        <w:t xml:space="preserve"> = </w:t>
-      </w:r>
-      <w:proofErr w:type="spellStart"/>
-      <w:r>
-        <w:t>GetDatabasePath</w:t>
-      </w:r>
-      <w:proofErr w:type="spellEnd"/>
-      <w:r>
-        <w:t>("</w:t>
-      </w:r>
-      <w:proofErr w:type="spellStart"/>
-      <w:r>
-        <w:t>app.db</w:t>
-      </w:r>
-      <w:proofErr w:type="spellEnd"/>
-      <w:r>
-        <w:t>"</w:t>
-      </w:r>
-      <w:proofErr w:type="gramStart"/>
+        <w:t xml:space="preserve">        string folder = Environment.GetFolderPath(Environment.SpecialFolder.LocalApplicationData);</w:t>
+      </w:r>
+    </w:p>
+    <w:p>
+      <w:pPr>
+        <w:pStyle w:val="ad"/>
+      </w:pPr>
+      <w:r>
+        <w:t xml:space="preserve">        return </w:t>
+      </w:r>
+      <w:proofErr w:type="spellStart"/>
+      <w:r>
+        <w:t>Path.Combine</w:t>
+      </w:r>
+      <w:proofErr w:type="spellEnd"/>
+      <w:r>
+        <w:t xml:space="preserve">(folder, </w:t>
+      </w:r>
+      <w:proofErr w:type="spellStart"/>
+      <w:r>
+        <w:t>fileName</w:t>
+      </w:r>
+      <w:proofErr w:type="spellEnd"/>
       <w:r>
         <w:t>);</w:t>
       </w:r>
-      <w:proofErr w:type="gramEnd"/>
-    </w:p>
-    <w:p>
-      <w:pPr>
-        <w:pStyle w:val="ad"/>
-      </w:pPr>
-      <w:r>
-        <w:t xml:space="preserve">        </w:t>
-      </w:r>
-      <w:proofErr w:type="spellStart"/>
-      <w:r>
-        <w:t>optionsBuilder.UseSqlite</w:t>
-      </w:r>
-      <w:proofErr w:type="spellEnd"/>
-      <w:r>
-        <w:t>($"Data Source={</w:t>
-      </w:r>
-      <w:proofErr w:type="spellStart"/>
-      <w:r>
-        <w:t>dbPath</w:t>
-      </w:r>
-      <w:proofErr w:type="spellEnd"/>
-      <w:r>
-        <w:t>}"</w:t>
-      </w:r>
-      <w:proofErr w:type="gramStart"/>
-      <w:r>
-        <w:t>);</w:t>
-      </w:r>
-      <w:proofErr w:type="gramEnd"/>
-    </w:p>
-    <w:p>
-      <w:pPr>
-        <w:pStyle w:val="ad"/>
-      </w:pPr>
-      <w:r>
-        <w:t xml:space="preserve">    }</w:t>
-      </w:r>
-    </w:p>
-    <w:p>
-      <w:pPr>
-        <w:pStyle w:val="ad"/>
-      </w:pPr>
-    </w:p>
-    <w:p>
-      <w:pPr>
-        <w:pStyle w:val="ad"/>
-      </w:pPr>
-      <w:r>
-        <w:t xml:space="preserve">    private static string </w:t>
-      </w:r>
-      <w:proofErr w:type="spellStart"/>
-      <w:proofErr w:type="gramStart"/>
-      <w:r>
-        <w:t>GetDatabasePath</w:t>
-      </w:r>
-      <w:proofErr w:type="spellEnd"/>
-      <w:r>
-        <w:t>(</w:t>
-      </w:r>
-      <w:proofErr w:type="gramEnd"/>
-      <w:r>
-        <w:t xml:space="preserve">string </w:t>
-      </w:r>
-      <w:proofErr w:type="spellStart"/>
-      <w:r>
-        <w:t>fileName</w:t>
-      </w:r>
-      <w:proofErr w:type="spellEnd"/>
-      <w:r>
-        <w:t>)</w:t>
-      </w:r>
-    </w:p>
-    <w:p>
-      <w:pPr>
-        <w:pStyle w:val="ad"/>
-      </w:pPr>
-      <w:r>
-        <w:t xml:space="preserve">    {</w:t>
-      </w:r>
-    </w:p>
-    <w:p>
-      <w:pPr>
-        <w:pStyle w:val="ad"/>
-      </w:pPr>
-      <w:r>
-        <w:t xml:space="preserve">        string folder = Environment.GetFolderPath(</w:t>
-      </w:r>
-      <w:proofErr w:type="gramStart"/>
-      <w:r>
-        <w:t>Environment.SpecialFolder.LocalApplicationData);</w:t>
-      </w:r>
-      <w:proofErr w:type="gramEnd"/>
-    </w:p>
-    <w:p>
-      <w:pPr>
-        <w:pStyle w:val="ad"/>
-      </w:pPr>
-      <w:r>
-        <w:t xml:space="preserve">        return </w:t>
-      </w:r>
-      <w:proofErr w:type="spellStart"/>
-      <w:r>
-        <w:t>Path.Combine</w:t>
-      </w:r>
-      <w:proofErr w:type="spellEnd"/>
-      <w:r>
-        <w:t xml:space="preserve">(folder, </w:t>
-      </w:r>
-      <w:proofErr w:type="spellStart"/>
-      <w:r>
-        <w:t>fileName</w:t>
-      </w:r>
-      <w:proofErr w:type="spellEnd"/>
-      <w:proofErr w:type="gramStart"/>
-      <w:r>
-        <w:t>);</w:t>
-      </w:r>
-      <w:proofErr w:type="gramEnd"/>
     </w:p>
     <w:p>
       <w:pPr>
@@ -1005,7 +955,6 @@
         </w:rPr>
         <w:t xml:space="preserve">Avalonia documentation – </w:t>
       </w:r>
-      <w:proofErr w:type="gramStart"/>
       <w:r>
         <w:t>Текст</w:t>
       </w:r>
@@ -1013,14 +962,7 @@
         <w:rPr>
           <w:lang w:val="en-US"/>
         </w:rPr>
-        <w:t xml:space="preserve"> :</w:t>
-      </w:r>
-      <w:proofErr w:type="gramEnd"/>
-      <w:r>
-        <w:rPr>
-          <w:lang w:val="en-US"/>
-        </w:rPr>
-        <w:t xml:space="preserve"> </w:t>
+        <w:t xml:space="preserve"> : </w:t>
       </w:r>
       <w:r>
         <w:t>электронный</w:t>
@@ -1172,7 +1114,10 @@
         </w:numPr>
       </w:pPr>
       <w:r>
-        <w:t xml:space="preserve">Создайте </w:t>
+        <w:t>Создайте</w:t>
+      </w:r>
+      <w:r>
+        <w:t xml:space="preserve"> </w:t>
       </w:r>
       <w:proofErr w:type="spellStart"/>
       <w:r>
@@ -1214,7 +1159,6 @@
         <w:t xml:space="preserve"> </w:t>
       </w:r>
       <w:proofErr w:type="spellStart"/>
-      <w:proofErr w:type="gramStart"/>
       <w:r>
         <w:rPr>
           <w:lang w:val="en-US"/>
@@ -1233,7 +1177,6 @@
         <w:t>json</w:t>
       </w:r>
       <w:proofErr w:type="spellEnd"/>
-      <w:proofErr w:type="gramEnd"/>
       <w:r>
         <w:t xml:space="preserve"> </w:t>
       </w:r>
@@ -1245,6 +1188,23 @@
           <w:lang w:val="en-US"/>
         </w:rPr>
         <w:t>API</w:t>
+      </w:r>
+      <w:r>
+        <w:t xml:space="preserve"> (</w:t>
+      </w:r>
+      <w:r>
+        <w:t xml:space="preserve">не отправляйте файл с </w:t>
+      </w:r>
+      <w:proofErr w:type="spellStart"/>
+      <w:r>
+        <w:t>ключем</w:t>
+      </w:r>
+      <w:proofErr w:type="spellEnd"/>
+      <w:r>
+        <w:t xml:space="preserve"> в репозиторий!</w:t>
+      </w:r>
+      <w:r>
+        <w:t>)</w:t>
       </w:r>
     </w:p>
     <w:p>
@@ -1398,6 +1358,11 @@
       </w:r>
     </w:p>
     <w:p>
+      <w:r>
+        <w:t>При запросах используйте метрическую систему и русский язык</w:t>
+      </w:r>
+    </w:p>
+    <w:p>
       <w:pPr>
         <w:pStyle w:val="2"/>
         <w:numPr>
@@ -1424,7 +1389,24 @@
         </w:numPr>
       </w:pPr>
       <w:r>
-        <w:t>Создайте страницу с полем ввода названия города и кнопкой. При нажатии на кнопку на странице отображается карточка с информацией о текущей погоде в городе.</w:t>
+        <w:t xml:space="preserve">Добавьте на </w:t>
+      </w:r>
+      <w:r>
+        <w:t xml:space="preserve">страницу </w:t>
+      </w:r>
+      <w:proofErr w:type="spellStart"/>
+      <w:r>
+        <w:t>WeatherView</w:t>
+      </w:r>
+      <w:proofErr w:type="spellEnd"/>
+      <w:r>
+        <w:t xml:space="preserve"> поле ввода названия города и кнопк</w:t>
+      </w:r>
+      <w:r>
+        <w:t>у</w:t>
+      </w:r>
+      <w:r>
+        <w:t>. При нажатии на кнопку на странице отображается карточка с информацией о текущей погоде в городе.</w:t>
       </w:r>
     </w:p>
     <w:p>
@@ -1436,6 +1418,27 @@
         </w:numPr>
       </w:pPr>
       <w:r>
+        <w:lastRenderedPageBreak/>
+        <w:t>Карточку настроить в</w:t>
+      </w:r>
+      <w:r>
+        <w:t xml:space="preserve">нутри заготовленного </w:t>
+      </w:r>
+      <w:proofErr w:type="spellStart"/>
+      <w:r>
+        <w:rPr>
+          <w:lang w:val="en-US"/>
+        </w:rPr>
+        <w:t>DataTemplate</w:t>
+      </w:r>
+      <w:proofErr w:type="spellEnd"/>
+      <w:r>
+        <w:t xml:space="preserve"> </w:t>
+      </w:r>
+      <w:r>
+        <w:t xml:space="preserve">на странице. </w:t>
+      </w:r>
+      <w:r>
         <w:t>Карточка должна содержать:</w:t>
       </w:r>
     </w:p>
@@ -1446,7 +1449,6 @@
     </w:p>
     <w:p>
       <w:r>
-        <w:lastRenderedPageBreak/>
         <w:t>- описание погоды</w:t>
       </w:r>
     </w:p>
@@ -1476,11 +1478,6 @@
       </w:r>
     </w:p>
     <w:p>
-      <w:pPr>
-        <w:rPr>
-          <w:lang w:val="en-US"/>
-        </w:rPr>
-      </w:pPr>
       <w:r>
         <w:t>- информацию о дожде / снеге / облачности</w:t>
       </w:r>
@@ -1497,15 +1494,7 @@
     </w:p>
     <w:p>
       <w:r>
-        <w:t xml:space="preserve">- Направление ветра на основе сторон света (северный, северо-западный и </w:t>
-      </w:r>
-      <w:proofErr w:type="gramStart"/>
-      <w:r>
-        <w:t>т.д.</w:t>
-      </w:r>
-      <w:proofErr w:type="gramEnd"/>
-      <w:r>
-        <w:t>)</w:t>
+        <w:t>- Направление ветра на основе сторон света (северный, северо-западный и т.д.)</w:t>
       </w:r>
     </w:p>
     <w:p>
@@ -1517,6 +1506,29 @@
       <w:r>
         <w:t>Обязательно указывайте единицы измерения параметров</w:t>
       </w:r>
+      <w:r>
+        <w:t xml:space="preserve">. </w:t>
+      </w:r>
+      <w:r>
+        <w:t>Используемые по умолчанию</w:t>
+      </w:r>
+      <w:r>
+        <w:t xml:space="preserve"> </w:t>
+      </w:r>
+      <w:r>
+        <w:t xml:space="preserve">единицы измерения величин можно узнать по ссылке: </w:t>
+      </w:r>
+      <w:hyperlink r:id="rId10" w:history="1">
+        <w:r>
+          <w:rPr>
+            <w:rStyle w:val="af2"/>
+          </w:rPr>
+          <w:t>https://openweathermap.org/weather-data</w:t>
+        </w:r>
+      </w:hyperlink>
+      <w:r>
+        <w:t xml:space="preserve"> </w:t>
+      </w:r>
     </w:p>
     <w:p>
       <w:pPr>
@@ -1528,9 +1540,15 @@
         <w:pStyle w:val="2"/>
       </w:pPr>
       <w:r>
-        <w:t>Добавьте на карточку иконку (</w:t>
-      </w:r>
-      <w:hyperlink r:id="rId10" w:anchor="Icon-list" w:history="1">
+        <w:t xml:space="preserve">Добавьте на карточку иконку </w:t>
+      </w:r>
+      <w:r>
+        <w:t xml:space="preserve">соответствующую погоде </w:t>
+      </w:r>
+      <w:r>
+        <w:t>(</w:t>
+      </w:r>
+      <w:hyperlink r:id="rId11" w:anchor="Icon-list" w:history="1">
         <w:r>
           <w:rPr>
             <w:rStyle w:val="af2"/>
@@ -1543,7 +1561,7 @@
       </w:r>
     </w:p>
     <w:p>
-      <w:hyperlink r:id="rId11" w:history="1">
+      <w:hyperlink r:id="rId12" w:history="1">
         <w:r>
           <w:rPr>
             <w:rStyle w:val="af2"/>
@@ -1575,7 +1593,7 @@
                     </pic:cNvPicPr>
                   </pic:nvPicPr>
                   <pic:blipFill>
-                    <a:blip r:embed="rId12">
+                    <a:blip r:embed="rId13">
                       <a:extLst>
                         <a:ext uri="{28A0092B-C50C-407E-A947-70E740481C1C}">
                           <a14:useLocalDpi xmlns:a14="http://schemas.microsoft.com/office/drawing/2010/main" val="0"/>
@@ -1698,7 +1716,6 @@
         <w:t>url</w:t>
       </w:r>
       <w:proofErr w:type="spellEnd"/>
-      <w:proofErr w:type="gramStart"/>
       <w:r>
         <w:rPr>
           <w:sz w:val="24"/>
@@ -1706,7 +1723,6 @@
         </w:rPr>
         <w:t>);</w:t>
       </w:r>
-      <w:proofErr w:type="gramEnd"/>
     </w:p>
     <w:p>
       <w:r>
@@ -1824,6 +1840,7 @@
         <w:pStyle w:val="1"/>
       </w:pPr>
       <w:r>
+        <w:lastRenderedPageBreak/>
         <w:t xml:space="preserve">Контрольные вопросы </w:t>
       </w:r>
     </w:p>
@@ -1989,7 +2006,6 @@
         </w:rPr>
         <w:t xml:space="preserve">Avalonia documentation – </w:t>
       </w:r>
-      <w:proofErr w:type="gramStart"/>
       <w:r>
         <w:t>Текст</w:t>
       </w:r>
@@ -1997,96 +2013,92 @@
         <w:rPr>
           <w:lang w:val="en-US"/>
         </w:rPr>
-        <w:t xml:space="preserve"> :</w:t>
-      </w:r>
-      <w:proofErr w:type="gramEnd"/>
-      <w:r>
-        <w:rPr>
-          <w:lang w:val="en-US"/>
-        </w:rPr>
+        <w:t xml:space="preserve"> : </w:t>
+      </w:r>
+      <w:r>
+        <w:t>электронный</w:t>
+      </w:r>
+      <w:r>
+        <w:rPr>
+          <w:lang w:val="en-US"/>
+        </w:rPr>
+        <w:t xml:space="preserve"> // </w:t>
+      </w:r>
+      <w:proofErr w:type="spellStart"/>
+      <w:r>
+        <w:rPr>
+          <w:lang w:val="en-US"/>
+        </w:rPr>
+        <w:t>AvaloniaUI</w:t>
+      </w:r>
+      <w:proofErr w:type="spellEnd"/>
+      <w:r>
+        <w:rPr>
+          <w:lang w:val="en-US"/>
+        </w:rPr>
+        <w:t>, 2024. – URL: https://docs.avaloniaui.net/</w:t>
+      </w:r>
+    </w:p>
+    <w:p>
+      <w:pPr>
+        <w:pStyle w:val="1"/>
+      </w:pPr>
+      <w:r>
+        <w:t>Подготовка к работе</w:t>
+      </w:r>
+    </w:p>
+    <w:p>
+      <w:pPr>
+        <w:pStyle w:val="2"/>
+      </w:pPr>
+      <w:r>
+        <w:t>Повторить теоретический материал (см.п.2).</w:t>
+      </w:r>
+    </w:p>
+    <w:p>
+      <w:pPr>
+        <w:pStyle w:val="2"/>
+      </w:pPr>
+      <w:r>
+        <w:t>Изучить описание лабораторной работы.</w:t>
+      </w:r>
+    </w:p>
+    <w:p>
+      <w:pPr>
+        <w:pStyle w:val="1"/>
+      </w:pPr>
+      <w:r>
+        <w:t>Основное оборудование</w:t>
+      </w:r>
+    </w:p>
+    <w:p>
+      <w:pPr>
+        <w:pStyle w:val="2"/>
+      </w:pPr>
+      <w:r>
+        <w:t>Персональный компьютер.</w:t>
+      </w:r>
+    </w:p>
+    <w:p>
+      <w:pPr>
+        <w:pStyle w:val="1"/>
+      </w:pPr>
+      <w:r>
+        <w:t>Задание</w:t>
+      </w:r>
+    </w:p>
+    <w:p>
+      <w:r>
+        <w:t>В работе используется приложение из ПР</w:t>
+      </w:r>
+      <w:r>
         <w:t xml:space="preserve"> </w:t>
       </w:r>
       <w:r>
-        <w:t>электронный</w:t>
-      </w:r>
-      <w:r>
-        <w:rPr>
-          <w:lang w:val="en-US"/>
-        </w:rPr>
-        <w:t xml:space="preserve"> // </w:t>
-      </w:r>
-      <w:proofErr w:type="spellStart"/>
-      <w:r>
-        <w:rPr>
-          <w:lang w:val="en-US"/>
-        </w:rPr>
-        <w:t>AvaloniaUI</w:t>
-      </w:r>
-      <w:proofErr w:type="spellEnd"/>
-      <w:r>
-        <w:rPr>
-          <w:lang w:val="en-US"/>
-        </w:rPr>
-        <w:t>, 2024. – URL: https://docs.avaloniaui.net/</w:t>
-      </w:r>
-    </w:p>
-    <w:p>
-      <w:pPr>
-        <w:pStyle w:val="1"/>
-      </w:pPr>
-      <w:r>
-        <w:t>Подготовка к работе</w:t>
-      </w:r>
-    </w:p>
-    <w:p>
-      <w:pPr>
-        <w:pStyle w:val="2"/>
-      </w:pPr>
-      <w:r>
-        <w:t>Повторить теоретический материал (см.п.2).</w:t>
-      </w:r>
-    </w:p>
-    <w:p>
-      <w:pPr>
-        <w:pStyle w:val="2"/>
-      </w:pPr>
-      <w:r>
-        <w:t>Изучить описание лабораторной работы.</w:t>
-      </w:r>
-    </w:p>
-    <w:p>
-      <w:pPr>
-        <w:pStyle w:val="1"/>
-      </w:pPr>
-      <w:r>
-        <w:t>Основное оборудование</w:t>
-      </w:r>
-    </w:p>
-    <w:p>
-      <w:pPr>
-        <w:pStyle w:val="2"/>
-      </w:pPr>
-      <w:r>
-        <w:t>Персональный компьютер.</w:t>
-      </w:r>
-    </w:p>
-    <w:p>
-      <w:pPr>
-        <w:pStyle w:val="1"/>
-      </w:pPr>
-      <w:r>
-        <w:t>Задание</w:t>
-      </w:r>
-    </w:p>
-    <w:p>
-      <w:r>
-        <w:t>В работе используется приложение из ПР</w:t>
-      </w:r>
-      <w:r>
-        <w:t xml:space="preserve"> </w:t>
-      </w:r>
-      <w:r>
-        <w:t>№27</w:t>
+        <w:t>№2</w:t>
+      </w:r>
+      <w:r>
+        <w:t>6</w:t>
       </w:r>
     </w:p>
     <w:p>
@@ -2149,7 +2161,7 @@
                     </pic:cNvPicPr>
                   </pic:nvPicPr>
                   <pic:blipFill>
-                    <a:blip r:embed="rId13">
+                    <a:blip r:embed="rId14">
                       <a:extLst>
                         <a:ext uri="{28A0092B-C50C-407E-A947-70E740481C1C}">
                           <a14:useLocalDpi xmlns:a14="http://schemas.microsoft.com/office/drawing/2010/main" val="0"/>
@@ -2707,7 +2719,6 @@
         <w:t>? _</w:t>
       </w:r>
       <w:proofErr w:type="spellStart"/>
-      <w:proofErr w:type="gramStart"/>
       <w:r>
         <w:rPr>
           <w:highlight w:val="white"/>
@@ -2721,7 +2732,6 @@
         </w:rPr>
         <w:t>;</w:t>
       </w:r>
-      <w:proofErr w:type="gramEnd"/>
     </w:p>
     <w:p>
       <w:pPr>
@@ -2806,7 +2816,6 @@
         <w:t xml:space="preserve"> =&gt; _</w:t>
       </w:r>
       <w:proofErr w:type="spellStart"/>
-      <w:proofErr w:type="gramStart"/>
       <w:r>
         <w:rPr>
           <w:highlight w:val="white"/>
@@ -2820,7 +2829,6 @@
         </w:rPr>
         <w:t>;</w:t>
       </w:r>
-      <w:proofErr w:type="gramEnd"/>
     </w:p>
     <w:p>
       <w:pPr>
@@ -2849,7 +2857,6 @@
         <w:t xml:space="preserve"> =&gt; </w:t>
       </w:r>
       <w:proofErr w:type="spellStart"/>
-      <w:proofErr w:type="gramStart"/>
       <w:r>
         <w:rPr>
           <w:highlight w:val="white"/>
@@ -2863,7 +2870,6 @@
         </w:rPr>
         <w:t>(</w:t>
       </w:r>
-      <w:proofErr w:type="gramEnd"/>
       <w:r>
         <w:rPr>
           <w:color w:val="0000FF"/>
@@ -2898,14 +2904,12 @@
         </w:rPr>
         <w:t>value</w:t>
       </w:r>
-      <w:proofErr w:type="gramStart"/>
       <w:r>
         <w:rPr>
           <w:highlight w:val="white"/>
         </w:rPr>
         <w:t>);</w:t>
       </w:r>
-      <w:proofErr w:type="gramEnd"/>
     </w:p>
     <w:p>
       <w:pPr>
@@ -2931,7 +2935,6 @@
         <w:t xml:space="preserve">public </w:t>
       </w:r>
       <w:proofErr w:type="spellStart"/>
-      <w:proofErr w:type="gramStart"/>
       <w:r>
         <w:t>WeatherViewModel</w:t>
       </w:r>
@@ -2940,7 +2943,6 @@
         <w:t>(</w:t>
       </w:r>
       <w:proofErr w:type="spellStart"/>
-      <w:proofErr w:type="gramEnd"/>
       <w:r>
         <w:t>WeatherService</w:t>
       </w:r>
@@ -2981,7 +2983,6 @@
         <w:t xml:space="preserve"> = </w:t>
       </w:r>
       <w:proofErr w:type="spellStart"/>
-      <w:proofErr w:type="gramStart"/>
       <w:r>
         <w:t>weatherService</w:t>
       </w:r>
@@ -2989,7 +2990,6 @@
       <w:r>
         <w:t>;</w:t>
       </w:r>
-      <w:proofErr w:type="gramEnd"/>
     </w:p>
     <w:p>
       <w:pPr>
@@ -3137,15 +3137,7 @@
         </w:numPr>
       </w:pPr>
       <w:r>
-        <w:t xml:space="preserve">При нажатии «Обновить» обновляйте значения данных прогноза до актуальных </w:t>
-      </w:r>
-      <w:proofErr w:type="gramStart"/>
-      <w:r>
-        <w:t>на текущий момент</w:t>
-      </w:r>
-      <w:proofErr w:type="gramEnd"/>
-      <w:r>
-        <w:t>.</w:t>
+        <w:t>При нажатии «Обновить» обновляйте значения данных прогноза до актуальных на текущий момент.</w:t>
       </w:r>
     </w:p>
     <w:p>
@@ -5502,7 +5494,6 @@
   <w:style w:type="character" w:default="1" w:styleId="a1">
     <w:name w:val="Default Paragraph Font"/>
     <w:uiPriority w:val="1"/>
-    <w:semiHidden/>
     <w:unhideWhenUsed/>
   </w:style>
   <w:style w:type="table" w:default="1" w:styleId="a2">
@@ -6127,6 +6118,57 @@
       <w:kern w:val="0"/>
     </w:rPr>
   </w:style>
+  <w:style w:type="character" w:styleId="af3">
+    <w:name w:val="FollowedHyperlink"/>
+    <w:basedOn w:val="a1"/>
+    <w:uiPriority w:val="99"/>
+    <w:semiHidden/>
+    <w:unhideWhenUsed/>
+    <w:rsid w:val="00595D29"/>
+    <w:rPr>
+      <w:color w:val="96607D" w:themeColor="followedHyperlink"/>
+      <w:u w:val="single"/>
+    </w:rPr>
+  </w:style>
+  <w:style w:type="paragraph" w:styleId="HTML">
+    <w:name w:val="HTML Preformatted"/>
+    <w:basedOn w:val="a0"/>
+    <w:link w:val="HTML0"/>
+    <w:uiPriority w:val="99"/>
+    <w:semiHidden/>
+    <w:unhideWhenUsed/>
+    <w:rsid w:val="002306AE"/>
+    <w:rPr>
+      <w:rFonts w:ascii="Consolas" w:hAnsi="Consolas"/>
+      <w:sz w:val="20"/>
+      <w:szCs w:val="20"/>
+    </w:rPr>
+  </w:style>
+  <w:style w:type="character" w:customStyle="1" w:styleId="HTML0">
+    <w:name w:val="Стандартный HTML Знак"/>
+    <w:basedOn w:val="a1"/>
+    <w:link w:val="HTML"/>
+    <w:uiPriority w:val="99"/>
+    <w:semiHidden/>
+    <w:rsid w:val="002306AE"/>
+    <w:rPr>
+      <w:rFonts w:ascii="Consolas" w:hAnsi="Consolas"/>
+      <w:sz w:val="20"/>
+      <w:szCs w:val="20"/>
+    </w:rPr>
+  </w:style>
+  <w:style w:type="character" w:styleId="af4">
+    <w:name w:val="Unresolved Mention"/>
+    <w:basedOn w:val="a1"/>
+    <w:uiPriority w:val="99"/>
+    <w:semiHidden/>
+    <w:unhideWhenUsed/>
+    <w:rsid w:val="006645AB"/>
+    <w:rPr>
+      <w:color w:val="605E5C"/>
+      <w:shd w:val="clear" w:color="auto" w:fill="E1DFDD"/>
+    </w:rPr>
+  </w:style>
 </w:styles>
 </file>
 
